--- a/docs/Preregistration-Outline.docx
+++ b/docs/Preregistration-Outline.docx
@@ -336,25 +336,57 @@
           <w:b/>
           <w:bCs/>
         </w:rPr>
-        <w:t xml:space="preserve">H3 (secondary/exploratory).</w:t>
-      </w:r>
-      <w:r>
-        <w:t xml:space="preserve"> </w:t>
-      </w:r>
-      <w:r>
-        <w:t xml:space="preserve">Within the AI arm, more cognitively engaged interaction (e.g., asking</w:t>
-      </w:r>
-      <w:r>
-        <w:t xml:space="preserve"> </w:t>
-      </w:r>
-      <w:r>
-        <w:t xml:space="preserve">“why,”</w:t>
-      </w:r>
-      <w:r>
-        <w:t xml:space="preserve"> </w:t>
-      </w:r>
-      <w:r>
-        <w:t xml:space="preserve">reasoning before asking, verifying) is associated with higher retained knowledge than answer-seeking interaction.</w:t>
+        <w:t xml:space="preserve">H3 (secondary/exploratory; mixed-methods).</w:t>
+      </w:r>
+      <w:r>
+        <w:t xml:space="preserve"> </w:t>
+      </w:r>
+      <w:r>
+        <w:t xml:space="preserve">Within the AI arm, residents whose conversations are coded as cognitively</w:t>
+      </w:r>
+      <w:r>
+        <w:t xml:space="preserve"> </w:t>
+      </w:r>
+      <w:r>
+        <w:rPr>
+          <w:i/>
+          <w:iCs/>
+        </w:rPr>
+        <w:t xml:space="preserve">engaged</w:t>
+      </w:r>
+      <w:r>
+        <w:t xml:space="preserve"> </w:t>
+      </w:r>
+      <w:r>
+        <w:t xml:space="preserve">(asking</w:t>
+      </w:r>
+      <w:r>
+        <w:t xml:space="preserve"> </w:t>
+      </w:r>
+      <w:r>
+        <w:t xml:space="preserve">“why/what-if,”</w:t>
+      </w:r>
+      <w:r>
+        <w:t xml:space="preserve"> </w:t>
+      </w:r>
+      <w:r>
+        <w:t xml:space="preserve">reasoning before asking, treating outputs as hypotheses to verify) acquire more knowledge than those whose conversations are coded as</w:t>
+      </w:r>
+      <w:r>
+        <w:t xml:space="preserve"> </w:t>
+      </w:r>
+      <w:r>
+        <w:rPr>
+          <w:i/>
+          <w:iCs/>
+        </w:rPr>
+        <w:t xml:space="preserve">offloading</w:t>
+      </w:r>
+      <w:r>
+        <w:t xml:space="preserve"> </w:t>
+      </w:r>
+      <w:r>
+        <w:t xml:space="preserve">(requesting answers to transcribe, delegating the reasoning, accepting outputs unscrutinized). Interaction style is self-selected, so this is correlational and hypothesis-generating.</w:t>
       </w:r>
     </w:p>
     <w:p>
@@ -806,7 +838,7 @@
         <w:t xml:space="preserve"> </w:t>
       </w:r>
       <w:r>
-        <w:t xml:space="preserve">Free-response task answers (reasoning-quality coding); PGY subgroup; relationship between comfort change and knowledge.</w:t>
+        <w:t xml:space="preserve">AI-arm conversation logs (qualitatively coded for interaction patterns — see H3 analysis); free-response task answers (reasoning-quality coding); PGY subgroup; relationship between comfort change and knowledge.</w:t>
       </w:r>
     </w:p>
     <w:p>
@@ -872,7 +904,41 @@
         <w:t xml:space="preserve"> </w:t>
       </w:r>
       <w:r>
-        <w:t xml:space="preserve">Comfort: ANCOVA (post adjusted for pre), with an exploratory mixed model for the paired pre/post structure. Time and interaction metrics: t-test or Wilcoxon as distribution dictates. H3: within-AI-arm association between engagement metric and knowledge score (regression).</w:t>
+        <w:t xml:space="preserve">Comfort: ANCOVA (post adjusted for pre), with an exploratory mixed model for the paired pre/post structure. Time and interaction metrics: t-test or Wilcoxon as distribution dictates.</w:t>
+      </w:r>
+    </w:p>
+    <w:p>
+      <w:pPr>
+        <w:pStyle w:val="BodyText"/>
+      </w:pPr>
+      <w:r>
+        <w:rPr>
+          <w:b/>
+          <w:bCs/>
+        </w:rPr>
+        <w:t xml:space="preserve">H3 — interaction-pattern analysis (exploratory, mixed-methods).</w:t>
+      </w:r>
+      <w:r>
+        <w:t xml:space="preserve"> </w:t>
+      </w:r>
+      <w:r>
+        <w:t xml:space="preserve">Two trained coders, blinded to knowledge scores, will independently code each AI-arm conversation by directed content analysis against an a priori</w:t>
+      </w:r>
+      <w:r>
+        <w:t xml:space="preserve"> </w:t>
+      </w:r>
+      <w:r>
+        <w:rPr>
+          <w:i/>
+          <w:iCs/>
+        </w:rPr>
+        <w:t xml:space="preserve">engaged-vs-offloading</w:t>
+      </w:r>
+      <w:r>
+        <w:t xml:space="preserve"> </w:t>
+      </w:r>
+      <w:r>
+        <w:t xml:space="preserve">interaction-pattern framework adapted from skill-formation research (Shen &amp; Tamkin), refined inductively for clinical content. Inter-rater reliability will be reported (Cohen’s κ) and disagreements resolved by consensus. Each participant’s dominant pattern (and a continuous engagement score) will be related to the post-case knowledge score by linear regression adjusting for PGY stratum and message count. Correlational and hypothesis-generating (interaction style is self-selected, not randomized).</w:t>
       </w:r>
     </w:p>
     <w:p>

--- a/docs/Preregistration-Outline.docx
+++ b/docs/Preregistration-Outline.docx
@@ -479,7 +479,20 @@
         <w:t xml:space="preserve"> </w:t>
       </w:r>
       <w:r>
-        <w:t xml:space="preserve">embedded LLM chat assistant (Anthropic Claude [model/version]) available during the five-task case.</w:t>
+        <w:t xml:space="preserve">embedded LLM chat assistant (Anthropic Claude Opus 4.7, used</w:t>
+      </w:r>
+      <w:r>
+        <w:t xml:space="preserve"> </w:t>
+      </w:r>
+      <w:r>
+        <w:rPr>
+          <w:b/>
+          <w:bCs/>
+        </w:rPr>
+        <w:t xml:space="preserve">out of the box — no system prompt or configuration</w:t>
+      </w:r>
+      <w:r>
+        <w:t xml:space="preserve">) available during the five-task case.</w:t>
       </w:r>
       <w:r>
         <w:t xml:space="preserve"> </w:t>
